--- a/MC43NTA/1NDIyMjg/5Njk0Nj/c5MC4zN/DUxNTQxMj/Q5MjUxMD/Q0NDAuNTA/4ODAxMDk/yMTg0Njk/1MC43MTk/2MjM3Mzc0MT/Q0NjU2MC4/xODA5MDM1MDU/Lease_Deed_2021_June_14/Other Pages.docx
+++ b/MC43NTA/1NDIyMjg/5Njk0Nj/c5MC4zN/DUxNTQxMj/Q5MjUxMD/Q0NDAuNTA/4ODAxMDk/yMTg0Njk/1MC43MTk/2MjM3Mzc0MT/Q0NjU2MC4/xODA5MDM1MDU/Lease_Deed_2021_June_14/Other Pages.docx
@@ -389,10 +389,172 @@
       </w:pPr>
       <w:r>
         <w:rPr>
+          <w:noProof/>
+          <w:lang w:val="en-US"/>
+        </w:rPr>
+        <mc:AlternateContent>
+          <mc:Choice Requires="wps">
+            <w:drawing>
+              <wp:anchor distT="0" distB="0" distL="114300" distR="114300" simplePos="0" relativeHeight="251663360" behindDoc="0" locked="0" layoutInCell="1" allowOverlap="1" wp14:anchorId="45C972B3" wp14:editId="40481A8B">
+                <wp:simplePos x="0" y="0"/>
+                <wp:positionH relativeFrom="rightMargin">
+                  <wp:posOffset>-1800225</wp:posOffset>
+                </wp:positionH>
+                <wp:positionV relativeFrom="bottomMargin">
+                  <wp:posOffset>0</wp:posOffset>
+                </wp:positionV>
+                <wp:extent cx="1735200" cy="525600"/>
+                <wp:effectExtent l="0" t="0" r="5080" b="0"/>
+                <wp:wrapSquare wrapText="bothSides"/>
+                <wp:docPr id="5" name="Text Box 5"/>
+                <wp:cNvGraphicFramePr/>
+                <a:graphic xmlns:a="http://schemas.openxmlformats.org/drawingml/2006/main">
+                  <a:graphicData uri="http://schemas.microsoft.com/office/word/2010/wordprocessingShape">
+                    <wps:wsp>
+                      <wps:cNvSpPr txBox="1"/>
+                      <wps:spPr>
+                        <a:xfrm>
+                          <a:off x="0" y="0"/>
+                          <a:ext cx="1735200" cy="525600"/>
+                        </a:xfrm>
+                        <a:prstGeom prst="rect">
+                          <a:avLst/>
+                        </a:prstGeom>
+                        <a:solidFill>
+                          <a:schemeClr val="lt1"/>
+                        </a:solidFill>
+                        <a:ln w="6350">
+                          <a:noFill/>
+                        </a:ln>
+                      </wps:spPr>
+                      <wps:txbx>
+                        <w:txbxContent>
+                          <w:p>
+                            <w:pPr>
+                              <w:jc w:val="right"/>
+                              <w:rPr>
+                                <w:rFonts w:ascii="Bookman Old Style" w:hAnsi="Bookman Old Style"/>
+                                <w:b/>
+                                <w:bCs/>
+                                <w:lang w:val="en-US"/>
+                              </w:rPr>
+                            </w:pPr>
+                            <w:r>
+                              <w:rPr>
+                                <w:rFonts w:ascii="Bookman Old Style" w:hAnsi="Bookman Old Style"/>
+                                <w:b/>
+                                <w:bCs/>
+                                <w:lang w:val="en-US"/>
+                              </w:rPr>
+                              <w:t>Contd . . .</w:t>
+                            </w:r>
+                            <w:r>
+                              <w:rPr>
+                                <w:rFonts w:ascii="Bookman Old Style" w:hAnsi="Bookman Old Style"/>
+                                <w:b/>
+                                <w:bCs/>
+                                <w:lang w:val="en-US"/>
+                              </w:rPr>
+                              <w:t xml:space="preserve"> </w:t>
+                            </w:r>
+                            <w:r>
+                              <w:rPr>
+                                <w:rFonts w:ascii="Bookman Old Style" w:hAnsi="Bookman Old Style"/>
+                                <w:b/>
+                                <w:bCs/>
+                                <w:lang w:val="en-US"/>
+                              </w:rPr>
+                              <w:t>3</w:t>
+                            </w:r>
+                          </w:p>
+                        </w:txbxContent>
+                      </wps:txbx>
+                      <wps:bodyPr rot="0" spcFirstLastPara="0" vertOverflow="overflow" horzOverflow="overflow" vert="horz" wrap="square" lIns="91440" tIns="45720" rIns="91440" bIns="45720" numCol="1" spcCol="0" rtlCol="0" fromWordArt="0" anchor="t" anchorCtr="0" forceAA="0" compatLnSpc="1">
+                        <a:prstTxWarp prst="textNoShape">
+                          <a:avLst/>
+                        </a:prstTxWarp>
+                        <a:noAutofit/>
+                      </wps:bodyPr>
+                    </wps:wsp>
+                  </a:graphicData>
+                </a:graphic>
+                <wp14:sizeRelH relativeFrom="margin">
+                  <wp14:pctWidth>0</wp14:pctWidth>
+                </wp14:sizeRelH>
+                <wp14:sizeRelV relativeFrom="margin">
+                  <wp14:pctHeight>0</wp14:pctHeight>
+                </wp14:sizeRelV>
+              </wp:anchor>
+            </w:drawing>
+          </mc:Choice>
+          <mc:Fallback>
+            <w:pict>
+              <v:shapetype w14:anchorId="45C972B3" id="_x0000_t202" coordsize="21600,21600" o:spt="202" path="m,l,21600r21600,l21600,xe">
+                <v:stroke joinstyle="miter"/>
+                <v:path gradientshapeok="t" o:connecttype="rect"/>
+              </v:shapetype>
+              <v:shape id="Text Box 5" o:spid="_x0000_s1026" type="#_x0000_t202" style="position:absolute;left:0;text-align:left;margin-left:-141.75pt;margin-top:0;width:136.65pt;height:41.4pt;z-index:251663360;visibility:visible;mso-wrap-style:square;mso-width-percent:0;mso-height-percent:0;mso-wrap-distance-left:9pt;mso-wrap-distance-top:0;mso-wrap-distance-right:9pt;mso-wrap-distance-bottom:0;mso-position-horizontal:absolute;mso-position-horizontal-relative:right-margin-area;mso-position-vertical:absolute;mso-position-vertical-relative:bottom-margin-area;mso-width-percent:0;mso-height-percent:0;mso-width-relative:margin;mso-height-relative:margin;v-text-anchor:top" o:gfxdata="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" fillcolor="white [3201]" stroked="f" strokeweight=".5pt">
+                <v:textbox>
+                  <w:txbxContent>
+                    <w:p>
+                      <w:pPr>
+                        <w:jc w:val="right"/>
+                        <w:rPr>
+                          <w:rFonts w:ascii="Bookman Old Style" w:hAnsi="Bookman Old Style"/>
+                          <w:b/>
+                          <w:bCs/>
+                          <w:lang w:val="en-US"/>
+                        </w:rPr>
+                      </w:pPr>
+                      <w:r>
+                        <w:rPr>
+                          <w:rFonts w:ascii="Bookman Old Style" w:hAnsi="Bookman Old Style"/>
+                          <w:b/>
+                          <w:bCs/>
+                          <w:lang w:val="en-US"/>
+                        </w:rPr>
+                        <w:t>Contd . . .</w:t>
+                      </w:r>
+                      <w:r>
+                        <w:rPr>
+                          <w:rFonts w:ascii="Bookman Old Style" w:hAnsi="Bookman Old Style"/>
+                          <w:b/>
+                          <w:bCs/>
+                          <w:lang w:val="en-US"/>
+                        </w:rPr>
+                        <w:t xml:space="preserve"> </w:t>
+                      </w:r>
+                      <w:r>
+                        <w:rPr>
+                          <w:rFonts w:ascii="Bookman Old Style" w:hAnsi="Bookman Old Style"/>
+                          <w:b/>
+                          <w:bCs/>
+                          <w:lang w:val="en-US"/>
+                        </w:rPr>
+                        <w:t>3</w:t>
+                      </w:r>
+                    </w:p>
+                  </w:txbxContent>
+                </v:textbox>
+                <w10:wrap type="square" anchorx="margin" anchory="margin"/>
+              </v:shape>
+            </w:pict>
+          </mc:Fallback>
+        </mc:AlternateContent>
+      </w:r>
+      <w:r>
+        <w:rPr>
           <w:rFonts w:ascii="Bookman Old Style" w:hAnsi="Bookman Old Style"/>
           <w:sz w:val="24"/>
         </w:rPr>
         <w:t>The lessee shall keep the demised premises in a neat and habitable condition and shall attend from time to time to all repairs, white washing etc,. in respect of the demised premises at his own cost.</w:t>
+      </w:r>
+      <w:r>
+        <w:rPr>
+          <w:noProof/>
+          <w:lang w:val="en-US"/>
+        </w:rPr>
+        <w:t xml:space="preserve"> </w:t>
       </w:r>
     </w:p>
     <w:p>
@@ -584,6 +746,157 @@
       </w:pPr>
       <w:r>
         <w:rPr>
+          <w:noProof/>
+          <w:lang w:val="en-US"/>
+        </w:rPr>
+        <mc:AlternateContent>
+          <mc:Choice Requires="wps">
+            <w:drawing>
+              <wp:anchor distT="0" distB="0" distL="114300" distR="114300" simplePos="0" relativeHeight="251665408" behindDoc="0" locked="0" layoutInCell="1" allowOverlap="1" wp14:anchorId="0A73F200" wp14:editId="292F0EF4">
+                <wp:simplePos x="0" y="0"/>
+                <wp:positionH relativeFrom="rightMargin">
+                  <wp:posOffset>-1800225</wp:posOffset>
+                </wp:positionH>
+                <wp:positionV relativeFrom="bottomMargin">
+                  <wp:posOffset>0</wp:posOffset>
+                </wp:positionV>
+                <wp:extent cx="1735200" cy="525600"/>
+                <wp:effectExtent l="0" t="0" r="5080" b="0"/>
+                <wp:wrapSquare wrapText="bothSides"/>
+                <wp:docPr id="6" name="Text Box 6"/>
+                <wp:cNvGraphicFramePr/>
+                <a:graphic xmlns:a="http://schemas.openxmlformats.org/drawingml/2006/main">
+                  <a:graphicData uri="http://schemas.microsoft.com/office/word/2010/wordprocessingShape">
+                    <wps:wsp>
+                      <wps:cNvSpPr txBox="1"/>
+                      <wps:spPr>
+                        <a:xfrm>
+                          <a:off x="0" y="0"/>
+                          <a:ext cx="1735200" cy="525600"/>
+                        </a:xfrm>
+                        <a:prstGeom prst="rect">
+                          <a:avLst/>
+                        </a:prstGeom>
+                        <a:solidFill>
+                          <a:schemeClr val="lt1"/>
+                        </a:solidFill>
+                        <a:ln w="6350">
+                          <a:noFill/>
+                        </a:ln>
+                      </wps:spPr>
+                      <wps:txbx>
+                        <w:txbxContent>
+                          <w:p>
+                            <w:pPr>
+                              <w:jc w:val="right"/>
+                              <w:rPr>
+                                <w:rFonts w:ascii="Bookman Old Style" w:hAnsi="Bookman Old Style"/>
+                                <w:b/>
+                                <w:bCs/>
+                                <w:lang w:val="en-US"/>
+                              </w:rPr>
+                            </w:pPr>
+                            <w:r>
+                              <w:rPr>
+                                <w:rFonts w:ascii="Bookman Old Style" w:hAnsi="Bookman Old Style"/>
+                                <w:b/>
+                                <w:bCs/>
+                                <w:lang w:val="en-US"/>
+                              </w:rPr>
+                              <w:t>Contd . . .</w:t>
+                            </w:r>
+                            <w:r>
+                              <w:rPr>
+                                <w:rFonts w:ascii="Bookman Old Style" w:hAnsi="Bookman Old Style"/>
+                                <w:b/>
+                                <w:bCs/>
+                                <w:lang w:val="en-US"/>
+                              </w:rPr>
+                              <w:t xml:space="preserve"> </w:t>
+                            </w:r>
+                            <w:r>
+                              <w:rPr>
+                                <w:rFonts w:ascii="Bookman Old Style" w:hAnsi="Bookman Old Style"/>
+                                <w:b/>
+                                <w:bCs/>
+                                <w:lang w:val="en-US"/>
+                              </w:rPr>
+                              <w:t>4</w:t>
+                            </w:r>
+                          </w:p>
+                        </w:txbxContent>
+                      </wps:txbx>
+                      <wps:bodyPr rot="0" spcFirstLastPara="0" vertOverflow="overflow" horzOverflow="overflow" vert="horz" wrap="square" lIns="91440" tIns="45720" rIns="91440" bIns="45720" numCol="1" spcCol="0" rtlCol="0" fromWordArt="0" anchor="t" anchorCtr="0" forceAA="0" compatLnSpc="1">
+                        <a:prstTxWarp prst="textNoShape">
+                          <a:avLst/>
+                        </a:prstTxWarp>
+                        <a:noAutofit/>
+                      </wps:bodyPr>
+                    </wps:wsp>
+                  </a:graphicData>
+                </a:graphic>
+                <wp14:sizeRelH relativeFrom="margin">
+                  <wp14:pctWidth>0</wp14:pctWidth>
+                </wp14:sizeRelH>
+                <wp14:sizeRelV relativeFrom="margin">
+                  <wp14:pctHeight>0</wp14:pctHeight>
+                </wp14:sizeRelV>
+              </wp:anchor>
+            </w:drawing>
+          </mc:Choice>
+          <mc:Fallback>
+            <w:pict>
+              <v:shape w14:anchorId="0A73F200" id="Text Box 6" o:spid="_x0000_s1027" type="#_x0000_t202" style="position:absolute;left:0;text-align:left;margin-left:-141.75pt;margin-top:0;width:136.65pt;height:41.4pt;z-index:251665408;visibility:visible;mso-wrap-style:square;mso-width-percent:0;mso-height-percent:0;mso-wrap-distance-left:9pt;mso-wrap-distance-top:0;mso-wrap-distance-right:9pt;mso-wrap-distance-bottom:0;mso-position-horizontal:absolute;mso-position-horizontal-relative:right-margin-area;mso-position-vertical:absolute;mso-position-vertical-relative:bottom-margin-area;mso-width-percent:0;mso-height-percent:0;mso-width-relative:margin;mso-height-relative:margin;v-text-anchor:top" o:gfxdata="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" fillcolor="white [3201]" stroked="f" strokeweight=".5pt">
+                <v:textbox>
+                  <w:txbxContent>
+                    <w:p>
+                      <w:pPr>
+                        <w:jc w:val="right"/>
+                        <w:rPr>
+                          <w:rFonts w:ascii="Bookman Old Style" w:hAnsi="Bookman Old Style"/>
+                          <w:b/>
+                          <w:bCs/>
+                          <w:lang w:val="en-US"/>
+                        </w:rPr>
+                      </w:pPr>
+                      <w:r>
+                        <w:rPr>
+                          <w:rFonts w:ascii="Bookman Old Style" w:hAnsi="Bookman Old Style"/>
+                          <w:b/>
+                          <w:bCs/>
+                          <w:lang w:val="en-US"/>
+                        </w:rPr>
+                        <w:t>Contd . . .</w:t>
+                      </w:r>
+                      <w:r>
+                        <w:rPr>
+                          <w:rFonts w:ascii="Bookman Old Style" w:hAnsi="Bookman Old Style"/>
+                          <w:b/>
+                          <w:bCs/>
+                          <w:lang w:val="en-US"/>
+                        </w:rPr>
+                        <w:t xml:space="preserve"> </w:t>
+                      </w:r>
+                      <w:r>
+                        <w:rPr>
+                          <w:rFonts w:ascii="Bookman Old Style" w:hAnsi="Bookman Old Style"/>
+                          <w:b/>
+                          <w:bCs/>
+                          <w:lang w:val="en-US"/>
+                        </w:rPr>
+                        <w:t>4</w:t>
+                      </w:r>
+                    </w:p>
+                  </w:txbxContent>
+                </v:textbox>
+                <w10:wrap type="square" anchorx="margin" anchory="margin"/>
+              </v:shape>
+            </w:pict>
+          </mc:Fallback>
+        </mc:AlternateContent>
+      </w:r>
+      <w:r>
+        <w:rPr>
           <w:rFonts w:ascii="Bookman Old Style" w:hAnsi="Bookman Old Style"/>
           <w:sz w:val="24"/>
         </w:rPr>
@@ -602,6 +915,13 @@
           <w:sz w:val="24"/>
         </w:rPr>
         <w:t xml:space="preserve"> notice in writing.</w:t>
+      </w:r>
+      <w:r>
+        <w:rPr>
+          <w:noProof/>
+          <w:lang w:val="en-US"/>
+        </w:rPr>
+        <w:t xml:space="preserve"> </w:t>
       </w:r>
     </w:p>
     <w:p>
@@ -1054,7 +1374,7 @@
           <w:lang w:val="en-US"/>
         </w:rPr>
         <w:drawing>
-          <wp:anchor distT="0" distB="0" distL="114300" distR="114300" simplePos="0" relativeHeight="251658752" behindDoc="0" locked="0" layoutInCell="1" allowOverlap="1" wp14:anchorId="712822FF" wp14:editId="2BD393C3">
+          <wp:anchor distT="0" distB="0" distL="114300" distR="114300" simplePos="0" relativeHeight="251658752" behindDoc="0" locked="0" layoutInCell="1" allowOverlap="1" wp14:anchorId="712822FF" wp14:editId="2181D8D5">
             <wp:simplePos x="0" y="0"/>
             <wp:positionH relativeFrom="column">
               <wp:posOffset>3276600</wp:posOffset>
@@ -1132,74 +1452,6 @@
       </w:pPr>
       <w:r>
         <w:rPr>
-          <w:noProof/>
-          <w:lang w:val="en-US"/>
-        </w:rPr>
-        <w:drawing>
-          <wp:anchor distT="0" distB="0" distL="114300" distR="114300" simplePos="0" relativeHeight="251659264" behindDoc="1" locked="0" layoutInCell="1" allowOverlap="1" wp14:anchorId="6ED874E2" wp14:editId="0108E22A">
-            <wp:simplePos x="0" y="0"/>
-            <wp:positionH relativeFrom="column">
-              <wp:posOffset>4572000</wp:posOffset>
-            </wp:positionH>
-            <wp:positionV relativeFrom="page">
-              <wp:posOffset>9695180</wp:posOffset>
-            </wp:positionV>
-            <wp:extent cx="1666875" cy="571500"/>
-            <wp:effectExtent l="0" t="0" r="9525" b="0"/>
-            <wp:wrapSquare wrapText="bothSides"/>
-            <wp:docPr id="1" name="Picture 1"/>
-            <wp:cNvGraphicFramePr>
-              <a:graphicFrameLocks xmlns:a="http://schemas.openxmlformats.org/drawingml/2006/main" noChangeAspect="1"/>
-            </wp:cNvGraphicFramePr>
-            <a:graphic xmlns:a="http://schemas.openxmlformats.org/drawingml/2006/main">
-              <a:graphicData uri="http://schemas.openxmlformats.org/drawingml/2006/picture">
-                <pic:pic xmlns:pic="http://schemas.openxmlformats.org/drawingml/2006/picture">
-                  <pic:nvPicPr>
-                    <pic:cNvPr id="0" name="Picture 2"/>
-                    <pic:cNvPicPr>
-                      <a:picLocks noChangeAspect="1" noChangeArrowheads="1"/>
-                    </pic:cNvPicPr>
-                  </pic:nvPicPr>
-                  <pic:blipFill>
-                    <a:blip r:embed="rId9">
-                      <a:extLst>
-                        <a:ext uri="{28A0092B-C50C-407E-A947-70E740481C1C}">
-                          <a14:useLocalDpi xmlns:a14="http://schemas.microsoft.com/office/drawing/2010/main" val="0"/>
-                        </a:ext>
-                      </a:extLst>
-                    </a:blip>
-                    <a:srcRect/>
-                    <a:stretch>
-                      <a:fillRect/>
-                    </a:stretch>
-                  </pic:blipFill>
-                  <pic:spPr bwMode="auto">
-                    <a:xfrm>
-                      <a:off x="0" y="0"/>
-                      <a:ext cx="1666875" cy="571500"/>
-                    </a:xfrm>
-                    <a:prstGeom prst="rect">
-                      <a:avLst/>
-                    </a:prstGeom>
-                    <a:noFill/>
-                    <a:ln>
-                      <a:noFill/>
-                    </a:ln>
-                  </pic:spPr>
-                </pic:pic>
-              </a:graphicData>
-            </a:graphic>
-            <wp14:sizeRelH relativeFrom="page">
-              <wp14:pctWidth>0</wp14:pctWidth>
-            </wp14:sizeRelH>
-            <wp14:sizeRelV relativeFrom="page">
-              <wp14:pctHeight>0</wp14:pctHeight>
-            </wp14:sizeRelV>
-          </wp:anchor>
-        </w:drawing>
-      </w:r>
-      <w:r>
-        <w:rPr>
           <w:rFonts w:ascii="Bookman Old Style" w:hAnsi="Bookman Old Style"/>
           <w:b/>
           <w:sz w:val="24"/>
@@ -1208,8 +1460,8 @@
       </w:r>
     </w:p>
     <w:sectPr>
-      <w:headerReference w:type="default" r:id="rId10"/>
-      <w:footerReference w:type="default" r:id="rId11"/>
+      <w:headerReference w:type="default" r:id="rId9"/>
+      <w:footerReference w:type="default" r:id="rId10"/>
       <w:pgSz w:w="11907" w:h="16839" w:code="9"/>
       <w:pgMar w:top="1440" w:right="1440" w:bottom="1440" w:left="1440" w:header="864" w:footer="706" w:gutter="0"/>
       <w:pgNumType w:start="2"/>
@@ -1256,144 +1508,6 @@
         <w:b/>
       </w:rPr>
     </w:pPr>
-    <w:proofErr w:type="spellStart"/>
-    <w:r>
-      <w:rPr>
-        <w:rFonts w:ascii="Bookman Old Style" w:hAnsi="Bookman Old Style"/>
-        <w:b/>
-      </w:rPr>
-      <w:t>Contd</w:t>
-    </w:r>
-    <w:proofErr w:type="spellEnd"/>
-    <w:r>
-      <w:rPr>
-        <w:rFonts w:ascii="Bookman Old Style" w:hAnsi="Bookman Old Style"/>
-        <w:b/>
-      </w:rPr>
-      <w:t xml:space="preserve"> . . . </w:t>
-    </w:r>
-    <w:r>
-      <w:rPr>
-        <w:rFonts w:ascii="Bookman Old Style" w:hAnsi="Bookman Old Style"/>
-        <w:b/>
-      </w:rPr>
-      <w:fldChar w:fldCharType="begin"/>
-    </w:r>
-    <w:r>
-      <w:rPr>
-        <w:rFonts w:ascii="Bookman Old Style" w:hAnsi="Bookman Old Style"/>
-        <w:b/>
-      </w:rPr>
-      <w:instrText xml:space="preserve"> =cpagenum+1 \# "0" </w:instrText>
-    </w:r>
-    <w:r>
-      <w:rPr>
-        <w:rFonts w:ascii="Bookman Old Style" w:hAnsi="Bookman Old Style"/>
-        <w:b/>
-      </w:rPr>
-      <w:fldChar w:fldCharType="separate"/>
-    </w:r>
-    <w:r>
-      <w:rPr>
-        <w:rFonts w:ascii="Bookman Old Style" w:hAnsi="Bookman Old Style"/>
-        <w:b/>
-        <w:noProof/>
-      </w:rPr>
-      <w:t>4</w:t>
-    </w:r>
-    <w:r>
-      <w:rPr>
-        <w:rFonts w:ascii="Bookman Old Style" w:hAnsi="Bookman Old Style"/>
-        <w:b/>
-      </w:rPr>
-      <w:fldChar w:fldCharType="end"/>
-    </w:r>
-    <w:r>
-      <w:rPr>
-        <w:rFonts w:ascii="Bookman Old Style" w:hAnsi="Bookman Old Style"/>
-        <w:b/>
-        <w:color w:val="FFFFFF" w:themeColor="background1"/>
-      </w:rPr>
-      <w:fldChar w:fldCharType="begin"/>
-    </w:r>
-    <w:r>
-      <w:rPr>
-        <w:rFonts w:ascii="Bookman Old Style" w:hAnsi="Bookman Old Style"/>
-        <w:b/>
-        <w:color w:val="FFFFFF" w:themeColor="background1"/>
-      </w:rPr>
-      <w:instrText xml:space="preserve"> PAGE   \* MERGEFORMAT </w:instrText>
-    </w:r>
-    <w:r>
-      <w:rPr>
-        <w:rFonts w:ascii="Bookman Old Style" w:hAnsi="Bookman Old Style"/>
-        <w:b/>
-        <w:color w:val="FFFFFF" w:themeColor="background1"/>
-      </w:rPr>
-      <w:fldChar w:fldCharType="separate"/>
-    </w:r>
-    <w:r>
-      <w:rPr>
-        <w:rFonts w:ascii="Bookman Old Style" w:hAnsi="Bookman Old Style"/>
-        <w:b/>
-        <w:noProof/>
-        <w:color w:val="FFFFFF" w:themeColor="background1"/>
-      </w:rPr>
-      <w:t>3</w:t>
-    </w:r>
-    <w:r>
-      <w:rPr>
-        <w:rFonts w:ascii="Bookman Old Style" w:hAnsi="Bookman Old Style"/>
-        <w:b/>
-        <w:noProof/>
-        <w:color w:val="FFFFFF" w:themeColor="background1"/>
-      </w:rPr>
-      <w:fldChar w:fldCharType="end"/>
-    </w:r>
-    <w:bookmarkStart w:id="0" w:name="cpagenum"/>
-    <w:r>
-      <w:rPr>
-        <w:rFonts w:ascii="Bookman Old Style" w:hAnsi="Bookman Old Style"/>
-        <w:b/>
-        <w:color w:val="FFFFFF" w:themeColor="background1"/>
-      </w:rPr>
-      <w:fldChar w:fldCharType="begin"/>
-    </w:r>
-    <w:r>
-      <w:rPr>
-        <w:rFonts w:ascii="Bookman Old Style" w:hAnsi="Bookman Old Style"/>
-        <w:b/>
-        <w:color w:val="FFFFFF" w:themeColor="background1"/>
-      </w:rPr>
-      <w:instrText xml:space="preserve"> PAGE   \* MERGEFORMAT </w:instrText>
-    </w:r>
-    <w:r>
-      <w:rPr>
-        <w:rFonts w:ascii="Bookman Old Style" w:hAnsi="Bookman Old Style"/>
-        <w:b/>
-        <w:color w:val="FFFFFF" w:themeColor="background1"/>
-      </w:rPr>
-      <w:fldChar w:fldCharType="separate"/>
-    </w:r>
-    <w:r>
-      <w:rPr>
-        <w:rFonts w:ascii="Bookman Old Style" w:hAnsi="Bookman Old Style"/>
-        <w:b/>
-        <w:noProof/>
-        <w:color w:val="FFFFFF" w:themeColor="background1"/>
-      </w:rPr>
-      <w:t>3</w:t>
-    </w:r>
-    <w:r>
-      <w:rPr>
-        <w:rFonts w:ascii="Bookman Old Style" w:hAnsi="Bookman Old Style"/>
-        <w:b/>
-        <w:noProof/>
-        <w:color w:val="FFFFFF" w:themeColor="background1"/>
-      </w:rPr>
-      <w:fldChar w:fldCharType="end"/>
-    </w:r>
-    <w:bookmarkEnd w:id="0"/>
   </w:p>
 </w:ftr>
 </file>
@@ -1810,6 +1924,7 @@
     <w:lsdException w:name="HTML Sample" w:semiHidden="1" w:unhideWhenUsed="1"/>
     <w:lsdException w:name="HTML Typewriter" w:semiHidden="1" w:unhideWhenUsed="1"/>
     <w:lsdException w:name="HTML Variable" w:semiHidden="1" w:unhideWhenUsed="1"/>
+    <w:lsdException w:name="Normal Table" w:semiHidden="1" w:unhideWhenUsed="1"/>
     <w:lsdException w:name="annotation subject" w:semiHidden="1" w:unhideWhenUsed="1"/>
     <w:lsdException w:name="No List" w:semiHidden="1" w:unhideWhenUsed="1"/>
     <w:lsdException w:name="Outline List 1" w:semiHidden="1" w:unhideWhenUsed="1"/>
@@ -1856,8 +1971,10 @@
     <w:lsdException w:name="Table Subtle 2" w:semiHidden="1" w:unhideWhenUsed="1"/>
     <w:lsdException w:name="Table Web 1" w:semiHidden="1" w:unhideWhenUsed="1"/>
     <w:lsdException w:name="Table Web 2" w:semiHidden="1" w:unhideWhenUsed="1"/>
+    <w:lsdException w:name="Table Web 3" w:semiHidden="1" w:unhideWhenUsed="1"/>
     <w:lsdException w:name="Balloon Text" w:semiHidden="1" w:unhideWhenUsed="1"/>
     <w:lsdException w:name="Table Grid" w:uiPriority="59"/>
+    <w:lsdException w:name="Table Theme" w:semiHidden="1" w:unhideWhenUsed="1"/>
     <w:lsdException w:name="Placeholder Text" w:semiHidden="1"/>
     <w:lsdException w:name="No Spacing" w:uiPriority="1" w:qFormat="1"/>
     <w:lsdException w:name="Light Shading" w:uiPriority="60"/>
